--- a/web_fred_26_27/GM/documents_gm/omf_map22c_presentacio.docx
+++ b/web_fred_26_27/GM/documents_gm/omf_map22c_presentacio.docx
@@ -96,8 +96,8 @@
                 <w:lang w:val="ca-ES"/>
               </w:rPr>
             </w:pPr>
-            <w:bookmarkStart w:id="0" w:name="bookmark=id.iq6y5kp6a4fb"/>
-            <w:bookmarkStart w:id="1" w:name="bookmark=id.g3lhin4gwb6d"/>
+            <w:bookmarkStart w:id="0" w:name="bookmark=id.g3lhin4gwb6d"/>
+            <w:bookmarkStart w:id="1" w:name="bookmark=id.iq6y5kp6a4fb"/>
             <w:bookmarkEnd w:id="0"/>
             <w:bookmarkEnd w:id="1"/>
             <w:r>
@@ -305,7 +305,23 @@
                 <w:sz w:val="20"/>
                 <w:szCs w:val="20"/>
               </w:rPr>
-              <w:t>: 180</w:t>
+              <w:t>: 1</w:t>
+            </w:r>
+            <w:r>
+              <w:rPr>
+                <w:rFonts w:eastAsia="Tahoma" w:cs="Tahoma" w:ascii="Tahoma" w:hAnsi="Tahoma"/>
+                <w:sz w:val="20"/>
+                <w:szCs w:val="20"/>
+              </w:rPr>
+              <w:t>4</w:t>
+            </w:r>
+            <w:r>
+              <w:rPr>
+                <w:rFonts w:eastAsia="Tahoma" w:cs="Tahoma" w:ascii="Tahoma" w:hAnsi="Tahoma"/>
+                <w:sz w:val="20"/>
+                <w:szCs w:val="20"/>
+              </w:rPr>
+              <w:t>0</w:t>
             </w:r>
           </w:p>
         </w:tc>
@@ -385,7 +401,17 @@
                 <w:sz w:val="20"/>
                 <w:szCs w:val="20"/>
               </w:rPr>
-              <w:t>HORES FEMPO:</w:t>
+              <w:t xml:space="preserve">HORES FEMPO: </w:t>
+            </w:r>
+            <w:r>
+              <w:rPr>
+                <w:rFonts w:eastAsia="Tahoma" w:cs="Tahoma" w:ascii="Tahoma" w:hAnsi="Tahoma"/>
+                <w:b w:val="false"/>
+                <w:bCs w:val="false"/>
+                <w:sz w:val="20"/>
+                <w:szCs w:val="20"/>
+              </w:rPr>
+              <w:t>90</w:t>
             </w:r>
           </w:p>
         </w:tc>
@@ -1246,7 +1272,15 @@
                 <w:sz w:val="20"/>
                 <w:szCs w:val="20"/>
               </w:rPr>
-              <w:t>37</w:t>
+              <w:t>3</w:t>
+            </w:r>
+            <w:r>
+              <w:rPr>
+                <w:rFonts w:eastAsia="Tahoma" w:cs="Tahoma" w:ascii="Tahoma" w:hAnsi="Tahoma"/>
+                <w:sz w:val="20"/>
+                <w:szCs w:val="20"/>
+              </w:rPr>
+              <w:t>2</w:t>
             </w:r>
           </w:p>
         </w:tc>
@@ -1677,7 +1711,7 @@
                 <w:sz w:val="20"/>
                 <w:szCs w:val="20"/>
               </w:rPr>
-              <w:t>40</w:t>
+              <w:t>35</w:t>
             </w:r>
           </w:p>
         </w:tc>
@@ -2083,7 +2117,15 @@
                 <w:sz w:val="20"/>
                 <w:szCs w:val="20"/>
               </w:rPr>
-              <w:t>43</w:t>
+              <w:t>3</w:t>
+            </w:r>
+            <w:r>
+              <w:rPr>
+                <w:rFonts w:eastAsia="Tahoma" w:cs="Tahoma" w:ascii="Tahoma" w:hAnsi="Tahoma"/>
+                <w:sz w:val="20"/>
+                <w:szCs w:val="20"/>
+              </w:rPr>
+              <w:t>3</w:t>
             </w:r>
           </w:p>
         </w:tc>
@@ -2928,7 +2970,15 @@
                 <w:sz w:val="20"/>
                 <w:szCs w:val="20"/>
               </w:rPr>
-              <w:t>30</w:t>
+              <w:t>2</w:t>
+            </w:r>
+            <w:r>
+              <w:rPr>
+                <w:rFonts w:eastAsia="Tahoma" w:cs="Tahoma" w:ascii="Tahoma" w:hAnsi="Tahoma"/>
+                <w:sz w:val="20"/>
+                <w:szCs w:val="20"/>
+              </w:rPr>
+              <w:t>0</w:t>
             </w:r>
           </w:p>
         </w:tc>
@@ -3381,7 +3431,15 @@
                 <w:sz w:val="20"/>
                 <w:szCs w:val="20"/>
               </w:rPr>
-              <w:t>30</w:t>
+              <w:t>2</w:t>
+            </w:r>
+            <w:r>
+              <w:rPr>
+                <w:rFonts w:eastAsia="Tahoma" w:cs="Tahoma" w:ascii="Tahoma" w:hAnsi="Tahoma"/>
+                <w:sz w:val="20"/>
+                <w:szCs w:val="20"/>
+              </w:rPr>
+              <w:t>0</w:t>
             </w:r>
           </w:p>
         </w:tc>
@@ -3517,7 +3575,23 @@
                 <w:sz w:val="20"/>
                 <w:szCs w:val="20"/>
               </w:rPr>
-              <w:t>180</w:t>
+              <w:t>1</w:t>
+            </w:r>
+            <w:r>
+              <w:rPr>
+                <w:rFonts w:eastAsia="Tahoma" w:cs="Tahoma" w:ascii="Tahoma" w:hAnsi="Tahoma"/>
+                <w:sz w:val="20"/>
+                <w:szCs w:val="20"/>
+              </w:rPr>
+              <w:t>4</w:t>
+            </w:r>
+            <w:r>
+              <w:rPr>
+                <w:rFonts w:eastAsia="Tahoma" w:cs="Tahoma" w:ascii="Tahoma" w:hAnsi="Tahoma"/>
+                <w:sz w:val="20"/>
+                <w:szCs w:val="20"/>
+              </w:rPr>
+              <w:t>0</w:t>
             </w:r>
           </w:p>
         </w:tc>
@@ -4590,6 +4664,9 @@
         </w:rPr>
         <w:t>A més, per poder superar el mòdul, s’han d’haver superat tots els RAs. Un mòdul es considera superat quan la seva qualificació de centre és igual o superior a 5 punts i la formació en empresa o organisme equiparat sigui APTE.</w:t>
       </w:r>
+      <w:r>
+        <w:br w:type="page"/>
+      </w:r>
     </w:p>
     <w:p>
       <w:pPr>
@@ -4614,146 +4691,104 @@
           <w:sz w:val="20"/>
           <w:szCs w:val="20"/>
         </w:rPr>
-        <w:t>MATERIAL DIDÀCTIC I DE TREBALL NECESSARI</w:t>
+        <w:t>NORMES DE TALLER DE FRED</w:t>
       </w:r>
     </w:p>
     <w:p>
       <w:pPr>
         <w:pStyle w:val="Normal"/>
+        <w:numPr>
+          <w:ilvl w:val="0"/>
+          <w:numId w:val="0"/>
+        </w:numPr>
+        <w:ind w:hanging="0" w:left="360" w:right="0"/>
         <w:jc w:val="both"/>
         <w:rPr>
-          <w:rFonts w:ascii="Tahoma" w:hAnsi="Tahoma" w:eastAsia="Tahoma" w:cs="Tahoma"/>
-          <w:sz w:val="20"/>
-          <w:szCs w:val="20"/>
+          <w:b w:val="false"/>
+          <w:bCs w:val="false"/>
         </w:rPr>
       </w:pPr>
       <w:r>
         <w:rPr>
           <w:rFonts w:eastAsia="Tahoma" w:cs="Tahoma" w:ascii="Tahoma" w:hAnsi="Tahoma"/>
-          <w:sz w:val="20"/>
-          <w:szCs w:val="20"/>
-        </w:rPr>
-      </w:r>
-    </w:p>
-    <w:p>
-      <w:pPr>
-        <w:pStyle w:val="Normal"/>
-        <w:spacing w:before="0" w:after="240"/>
-        <w:jc w:val="both"/>
-        <w:rPr>
-          <w:rFonts w:ascii="Tahoma" w:hAnsi="Tahoma" w:eastAsia="Tahoma" w:cs="Tahoma"/>
-          <w:sz w:val="20"/>
-          <w:szCs w:val="20"/>
-          <w:lang w:val="ca-ES"/>
-        </w:rPr>
-      </w:pPr>
-      <w:r>
-        <w:rPr>
-          <w:rFonts w:eastAsia="Tahoma" w:cs="Tahoma" w:ascii="Tahoma" w:hAnsi="Tahoma"/>
-          <w:sz w:val="20"/>
-          <w:szCs w:val="20"/>
-          <w:lang w:val="ca-ES"/>
-        </w:rPr>
-        <w:t xml:space="preserve">El mòdul es desenvoluparà a l’aula ? i al taller de fred. </w:t>
-      </w:r>
-    </w:p>
-    <w:p>
-      <w:pPr>
-        <w:pStyle w:val="Normal"/>
-        <w:spacing w:before="0" w:after="240"/>
-        <w:jc w:val="both"/>
-        <w:rPr>
-          <w:rFonts w:ascii="Tahoma" w:hAnsi="Tahoma" w:eastAsia="Tahoma" w:cs="Tahoma"/>
-          <w:sz w:val="20"/>
-          <w:szCs w:val="20"/>
-          <w:lang w:val="ca-ES"/>
-        </w:rPr>
-      </w:pPr>
-      <w:r>
-        <w:rPr>
-          <w:rFonts w:eastAsia="Tahoma" w:cs="Tahoma" w:ascii="Tahoma" w:hAnsi="Tahoma"/>
-          <w:sz w:val="20"/>
-          <w:szCs w:val="20"/>
-          <w:lang w:val="ca-ES"/>
-        </w:rPr>
-        <w:t xml:space="preserve">El curs es seguirà amb la documentació disponible al lloc </w:t>
+          <w:b w:val="false"/>
+          <w:bCs w:val="false"/>
+          <w:sz w:val="20"/>
+          <w:szCs w:val="20"/>
+        </w:rPr>
+        <w:t xml:space="preserve">Les </w:t>
       </w:r>
       <w:hyperlink r:id="rId2">
         <w:r>
           <w:rPr>
             <w:rStyle w:val="Hyperlink"/>
             <w:rFonts w:eastAsia="Tahoma" w:cs="Tahoma" w:ascii="Tahoma" w:hAnsi="Tahoma"/>
+            <w:b w:val="false"/>
+            <w:bCs w:val="false"/>
             <w:sz w:val="20"/>
             <w:szCs w:val="20"/>
-            <w:lang w:val="ca-ES"/>
           </w:rPr>
-          <w:t>web del mòdul</w:t>
+          <w:t>normes a seguir al taller de fred</w:t>
         </w:r>
       </w:hyperlink>
       <w:r>
         <w:rPr>
           <w:rFonts w:eastAsia="Tahoma" w:cs="Tahoma" w:ascii="Tahoma" w:hAnsi="Tahoma"/>
-          <w:sz w:val="20"/>
-          <w:szCs w:val="20"/>
-          <w:lang w:val="ca-ES"/>
-        </w:rPr>
-        <w:t>.</w:t>
+          <w:b w:val="false"/>
+          <w:bCs w:val="false"/>
+          <w:sz w:val="20"/>
+          <w:szCs w:val="20"/>
+        </w:rPr>
+        <w:t xml:space="preserve"> es troben al següent enllaç:</w:t>
       </w:r>
     </w:p>
     <w:p>
       <w:pPr>
         <w:pStyle w:val="Normal"/>
-        <w:spacing w:before="0" w:after="240"/>
+        <w:ind w:hanging="360" w:left="360" w:right="0"/>
         <w:jc w:val="both"/>
         <w:rPr>
           <w:rFonts w:ascii="Tahoma" w:hAnsi="Tahoma" w:eastAsia="Tahoma" w:cs="Tahoma"/>
           <w:sz w:val="20"/>
           <w:szCs w:val="20"/>
-          <w:lang w:val="ca-ES"/>
         </w:rPr>
       </w:pPr>
       <w:r>
         <w:rPr>
-          <w:rFonts w:eastAsia="Tahoma" w:cs="Tahoma" w:ascii="Tahoma" w:hAnsi="Tahoma"/>
-          <w:sz w:val="20"/>
-          <w:szCs w:val="20"/>
-          <w:lang w:val="ca-ES"/>
-        </w:rPr>
-        <w:t>https://paulinoposada.github.io/web_fred/web_fred_26_27/GM/index_fred_GM_2627.html</w:t>
+          <w:b w:val="false"/>
+          <w:bCs w:val="false"/>
+        </w:rPr>
       </w:r>
     </w:p>
     <w:p>
       <w:pPr>
         <w:pStyle w:val="Normal"/>
-        <w:spacing w:before="0" w:after="240"/>
+        <w:ind w:hanging="360" w:left="360" w:right="0"/>
         <w:jc w:val="both"/>
         <w:rPr>
-          <w:rFonts w:ascii="Tahoma" w:hAnsi="Tahoma" w:eastAsia="Tahoma" w:cs="Tahoma"/>
-          <w:sz w:val="20"/>
-          <w:szCs w:val="20"/>
-          <w:lang w:val="ca-ES"/>
+          <w:b w:val="false"/>
+          <w:bCs w:val="false"/>
         </w:rPr>
       </w:pPr>
       <w:r>
         <w:rPr>
           <w:rFonts w:eastAsia="Tahoma" w:cs="Tahoma" w:ascii="Tahoma" w:hAnsi="Tahoma"/>
-          <w:sz w:val="20"/>
-          <w:szCs w:val="20"/>
-          <w:lang w:val="ca-ES"/>
-        </w:rPr>
-        <w:t>Els alumnes hauran de tenir a classe, a més del material bàsic escolar, una calculadora científica, regla de 30 cm, llapis i goma d’esborrar.</w:t>
+          <w:b w:val="false"/>
+          <w:bCs w:val="false"/>
+          <w:sz w:val="20"/>
+          <w:szCs w:val="20"/>
+        </w:rPr>
+        <w:t>https://paulinoposada.github.io/web_fred/web_fred_26_27/documents/normes_taller_fred.pdf</w:t>
       </w:r>
     </w:p>
     <w:p>
       <w:pPr>
         <w:pStyle w:val="Normal"/>
-        <w:spacing w:before="0" w:after="240"/>
         <w:jc w:val="both"/>
         <w:rPr>
           <w:rFonts w:ascii="Tahoma" w:hAnsi="Tahoma" w:eastAsia="Tahoma" w:cs="Tahoma"/>
           <w:sz w:val="20"/>
           <w:szCs w:val="20"/>
-          <w:lang w:val="ca-ES"/>
         </w:rPr>
       </w:pPr>
       <w:r>
@@ -4761,9 +4796,7 @@
           <w:rFonts w:eastAsia="Tahoma" w:cs="Tahoma" w:ascii="Tahoma" w:hAnsi="Tahoma"/>
           <w:sz w:val="20"/>
           <w:szCs w:val="20"/>
-          <w:lang w:val="ca-ES"/>
-        </w:rPr>
-        <w:t>Per al seguiment de les classes teòriques es projectarà a la pissarra el material necessari.</w:t>
+        </w:rPr>
       </w:r>
     </w:p>
     <w:p>
@@ -4789,7 +4822,7 @@
           <w:sz w:val="20"/>
           <w:szCs w:val="20"/>
         </w:rPr>
-        <w:t>ACTIVITATS COMPLEMENTÀRIES I EXTRAESCOLARS PROGRAMADES</w:t>
+        <w:t>MATERIAL DIDÀCTIC I DE TREBALL NECESSARI</w:t>
       </w:r>
     </w:p>
     <w:p>
@@ -4813,6 +4846,7 @@
     <w:p>
       <w:pPr>
         <w:pStyle w:val="Normal"/>
+        <w:spacing w:before="0" w:after="240"/>
         <w:jc w:val="both"/>
         <w:rPr>
           <w:rFonts w:ascii="Tahoma" w:hAnsi="Tahoma" w:eastAsia="Tahoma" w:cs="Tahoma"/>
@@ -4828,12 +4862,13 @@
           <w:szCs w:val="20"/>
           <w:lang w:val="ca-ES"/>
         </w:rPr>
-        <w:t>No hi ha activitats complementàries programades.</w:t>
+        <w:t xml:space="preserve">El mòdul es desenvoluparà a l’aula ? i al taller de fred. </w:t>
       </w:r>
     </w:p>
     <w:p>
       <w:pPr>
         <w:pStyle w:val="Normal"/>
+        <w:spacing w:before="0" w:after="240"/>
         <w:jc w:val="both"/>
         <w:rPr>
           <w:rFonts w:ascii="Tahoma" w:hAnsi="Tahoma" w:eastAsia="Tahoma" w:cs="Tahoma"/>
@@ -4849,65 +4884,7 @@
           <w:szCs w:val="20"/>
           <w:lang w:val="ca-ES"/>
         </w:rPr>
-      </w:r>
-    </w:p>
-    <w:p>
-      <w:pPr>
-        <w:pStyle w:val="Normal"/>
-        <w:numPr>
-          <w:ilvl w:val="0"/>
-          <w:numId w:val="1"/>
-        </w:numPr>
-        <w:ind w:hanging="360" w:left="360" w:right="0"/>
-        <w:jc w:val="both"/>
-        <w:rPr>
-          <w:rFonts w:ascii="Tahoma" w:hAnsi="Tahoma" w:eastAsia="Tahoma" w:cs="Tahoma"/>
-          <w:b/>
-          <w:sz w:val="20"/>
-          <w:szCs w:val="20"/>
-        </w:rPr>
-      </w:pPr>
-      <w:r>
-        <w:rPr>
-          <w:rFonts w:eastAsia="Tahoma" w:cs="Tahoma" w:ascii="Tahoma" w:hAnsi="Tahoma"/>
-          <w:b/>
-          <w:sz w:val="20"/>
-          <w:szCs w:val="20"/>
-        </w:rPr>
-        <w:t>SELECCIÓ DE BIBLIOGRAFIA</w:t>
-      </w:r>
-    </w:p>
-    <w:p>
-      <w:pPr>
-        <w:pStyle w:val="Normal"/>
-        <w:spacing w:lineRule="auto" w:line="276"/>
-        <w:jc w:val="both"/>
-        <w:rPr/>
-      </w:pPr>
-      <w:r>
-        <w:rPr/>
-      </w:r>
-    </w:p>
-    <w:p>
-      <w:pPr>
-        <w:pStyle w:val="Normal"/>
-        <w:spacing w:lineRule="auto" w:line="276"/>
-        <w:jc w:val="both"/>
-        <w:rPr>
-          <w:rFonts w:ascii="Tahoma" w:hAnsi="Tahoma" w:eastAsia="Tahoma" w:cs="Tahoma"/>
-          <w:sz w:val="20"/>
-          <w:szCs w:val="20"/>
-          <w:lang w:val="ca-ES"/>
-        </w:rPr>
-      </w:pPr>
-      <w:r>
-        <w:rPr>
-          <w:rFonts w:eastAsia="Tahoma" w:cs="Tahoma" w:ascii="Tahoma" w:hAnsi="Tahoma"/>
-          <w:sz w:val="20"/>
-          <w:szCs w:val="20"/>
-          <w:lang w:val="ca-ES"/>
-        </w:rPr>
-        <w:t xml:space="preserve">Al lloc </w:t>
+        <w:t xml:space="preserve">El curs es seguirà amb la documentació disponible al lloc </w:t>
       </w:r>
       <w:hyperlink r:id="rId3">
         <w:r>
@@ -4928,13 +4905,244 @@
           <w:szCs w:val="20"/>
           <w:lang w:val="ca-ES"/>
         </w:rPr>
+        <w:t>.</w:t>
+      </w:r>
+    </w:p>
+    <w:p>
+      <w:pPr>
+        <w:pStyle w:val="Normal"/>
+        <w:spacing w:before="0" w:after="240"/>
+        <w:jc w:val="both"/>
+        <w:rPr>
+          <w:rFonts w:ascii="Tahoma" w:hAnsi="Tahoma" w:eastAsia="Tahoma" w:cs="Tahoma"/>
+          <w:sz w:val="20"/>
+          <w:szCs w:val="20"/>
+          <w:lang w:val="ca-ES"/>
+        </w:rPr>
+      </w:pPr>
+      <w:r>
+        <w:rPr>
+          <w:rFonts w:eastAsia="Tahoma" w:cs="Tahoma" w:ascii="Tahoma" w:hAnsi="Tahoma"/>
+          <w:sz w:val="20"/>
+          <w:szCs w:val="20"/>
+          <w:lang w:val="ca-ES"/>
+        </w:rPr>
+        <w:t>https://paulinoposada.github.io/web_fred/web_fred_26_27/GM/index_fred_GM_2627.html</w:t>
+      </w:r>
+    </w:p>
+    <w:p>
+      <w:pPr>
+        <w:pStyle w:val="Normal"/>
+        <w:spacing w:before="0" w:after="240"/>
+        <w:jc w:val="both"/>
+        <w:rPr>
+          <w:rFonts w:ascii="Tahoma" w:hAnsi="Tahoma" w:eastAsia="Tahoma" w:cs="Tahoma"/>
+          <w:sz w:val="20"/>
+          <w:szCs w:val="20"/>
+          <w:lang w:val="ca-ES"/>
+        </w:rPr>
+      </w:pPr>
+      <w:r>
+        <w:rPr>
+          <w:rFonts w:eastAsia="Tahoma" w:cs="Tahoma" w:ascii="Tahoma" w:hAnsi="Tahoma"/>
+          <w:sz w:val="20"/>
+          <w:szCs w:val="20"/>
+          <w:lang w:val="ca-ES"/>
+        </w:rPr>
+        <w:t>Els alumnes hauran de tenir a classe, a més del material bàsic escolar, una calculadora científica, regla de 30 cm, llapis i goma d’esborrar.</w:t>
+      </w:r>
+    </w:p>
+    <w:p>
+      <w:pPr>
+        <w:pStyle w:val="Normal"/>
+        <w:spacing w:before="0" w:after="240"/>
+        <w:jc w:val="both"/>
+        <w:rPr>
+          <w:rFonts w:ascii="Tahoma" w:hAnsi="Tahoma" w:eastAsia="Tahoma" w:cs="Tahoma"/>
+          <w:sz w:val="20"/>
+          <w:szCs w:val="20"/>
+          <w:lang w:val="ca-ES"/>
+        </w:rPr>
+      </w:pPr>
+      <w:r>
+        <w:rPr>
+          <w:rFonts w:eastAsia="Tahoma" w:cs="Tahoma" w:ascii="Tahoma" w:hAnsi="Tahoma"/>
+          <w:sz w:val="20"/>
+          <w:szCs w:val="20"/>
+          <w:lang w:val="ca-ES"/>
+        </w:rPr>
+        <w:t>Per al seguiment de les classes teòriques es projectarà a la pissarra el material necessari.</w:t>
+      </w:r>
+    </w:p>
+    <w:p>
+      <w:pPr>
+        <w:pStyle w:val="Normal"/>
+        <w:numPr>
+          <w:ilvl w:val="0"/>
+          <w:numId w:val="1"/>
+        </w:numPr>
+        <w:ind w:hanging="360" w:left="360" w:right="0"/>
+        <w:jc w:val="both"/>
+        <w:rPr>
+          <w:rFonts w:ascii="Tahoma" w:hAnsi="Tahoma" w:eastAsia="Tahoma" w:cs="Tahoma"/>
+          <w:b/>
+          <w:sz w:val="20"/>
+          <w:szCs w:val="20"/>
+        </w:rPr>
+      </w:pPr>
+      <w:r>
+        <w:rPr>
+          <w:rFonts w:eastAsia="Tahoma" w:cs="Tahoma" w:ascii="Tahoma" w:hAnsi="Tahoma"/>
+          <w:b/>
+          <w:sz w:val="20"/>
+          <w:szCs w:val="20"/>
+        </w:rPr>
+        <w:t>ACTIVITATS COMPLEMENTÀRIES I EXTRAESCOLARS PROGRAMADES</w:t>
+      </w:r>
+    </w:p>
+    <w:p>
+      <w:pPr>
+        <w:pStyle w:val="Normal"/>
+        <w:jc w:val="both"/>
+        <w:rPr>
+          <w:rFonts w:ascii="Tahoma" w:hAnsi="Tahoma" w:eastAsia="Tahoma" w:cs="Tahoma"/>
+          <w:sz w:val="20"/>
+          <w:szCs w:val="20"/>
+        </w:rPr>
+      </w:pPr>
+      <w:r>
+        <w:rPr>
+          <w:rFonts w:eastAsia="Tahoma" w:cs="Tahoma" w:ascii="Tahoma" w:hAnsi="Tahoma"/>
+          <w:sz w:val="20"/>
+          <w:szCs w:val="20"/>
+        </w:rPr>
+      </w:r>
+    </w:p>
+    <w:p>
+      <w:pPr>
+        <w:pStyle w:val="Normal"/>
+        <w:jc w:val="both"/>
+        <w:rPr>
+          <w:rFonts w:ascii="Tahoma" w:hAnsi="Tahoma" w:eastAsia="Tahoma" w:cs="Tahoma"/>
+          <w:sz w:val="20"/>
+          <w:szCs w:val="20"/>
+          <w:lang w:val="ca-ES"/>
+        </w:rPr>
+      </w:pPr>
+      <w:r>
+        <w:rPr>
+          <w:rFonts w:eastAsia="Tahoma" w:cs="Tahoma" w:ascii="Tahoma" w:hAnsi="Tahoma"/>
+          <w:sz w:val="20"/>
+          <w:szCs w:val="20"/>
+          <w:lang w:val="ca-ES"/>
+        </w:rPr>
+        <w:t>No hi ha activitats complementàries programades.</w:t>
+      </w:r>
+    </w:p>
+    <w:p>
+      <w:pPr>
+        <w:pStyle w:val="Normal"/>
+        <w:jc w:val="both"/>
+        <w:rPr>
+          <w:rFonts w:ascii="Tahoma" w:hAnsi="Tahoma" w:eastAsia="Tahoma" w:cs="Tahoma"/>
+          <w:sz w:val="20"/>
+          <w:szCs w:val="20"/>
+          <w:lang w:val="ca-ES"/>
+        </w:rPr>
+      </w:pPr>
+      <w:r>
+        <w:rPr>
+          <w:rFonts w:eastAsia="Tahoma" w:cs="Tahoma" w:ascii="Tahoma" w:hAnsi="Tahoma"/>
+          <w:sz w:val="20"/>
+          <w:szCs w:val="20"/>
+          <w:lang w:val="ca-ES"/>
+        </w:rPr>
+      </w:r>
+    </w:p>
+    <w:p>
+      <w:pPr>
+        <w:pStyle w:val="Normal"/>
+        <w:numPr>
+          <w:ilvl w:val="0"/>
+          <w:numId w:val="1"/>
+        </w:numPr>
+        <w:ind w:hanging="360" w:left="360" w:right="0"/>
+        <w:jc w:val="both"/>
+        <w:rPr>
+          <w:rFonts w:ascii="Tahoma" w:hAnsi="Tahoma" w:eastAsia="Tahoma" w:cs="Tahoma"/>
+          <w:b/>
+          <w:sz w:val="20"/>
+          <w:szCs w:val="20"/>
+        </w:rPr>
+      </w:pPr>
+      <w:r>
+        <w:rPr>
+          <w:rFonts w:eastAsia="Tahoma" w:cs="Tahoma" w:ascii="Tahoma" w:hAnsi="Tahoma"/>
+          <w:b/>
+          <w:sz w:val="20"/>
+          <w:szCs w:val="20"/>
+        </w:rPr>
+        <w:t>SELECCIÓ DE BIBLIOGRAFIA</w:t>
+      </w:r>
+    </w:p>
+    <w:p>
+      <w:pPr>
+        <w:pStyle w:val="Normal"/>
+        <w:spacing w:lineRule="auto" w:line="276"/>
+        <w:jc w:val="both"/>
+        <w:rPr/>
+      </w:pPr>
+      <w:r>
+        <w:rPr/>
+      </w:r>
+    </w:p>
+    <w:p>
+      <w:pPr>
+        <w:pStyle w:val="Normal"/>
+        <w:spacing w:lineRule="auto" w:line="276"/>
+        <w:jc w:val="both"/>
+        <w:rPr>
+          <w:rFonts w:ascii="Tahoma" w:hAnsi="Tahoma" w:eastAsia="Tahoma" w:cs="Tahoma"/>
+          <w:sz w:val="20"/>
+          <w:szCs w:val="20"/>
+          <w:lang w:val="ca-ES"/>
+        </w:rPr>
+      </w:pPr>
+      <w:r>
+        <w:rPr>
+          <w:rFonts w:eastAsia="Tahoma" w:cs="Tahoma" w:ascii="Tahoma" w:hAnsi="Tahoma"/>
+          <w:sz w:val="20"/>
+          <w:szCs w:val="20"/>
+          <w:lang w:val="ca-ES"/>
+        </w:rPr>
+        <w:t xml:space="preserve">Al lloc </w:t>
+      </w:r>
+      <w:hyperlink r:id="rId4">
+        <w:r>
+          <w:rPr>
+            <w:rStyle w:val="Hyperlink"/>
+            <w:rFonts w:eastAsia="Tahoma" w:cs="Tahoma" w:ascii="Tahoma" w:hAnsi="Tahoma"/>
+            <w:sz w:val="20"/>
+            <w:szCs w:val="20"/>
+            <w:lang w:val="ca-ES"/>
+          </w:rPr>
+          <w:t>web del mòdul</w:t>
+        </w:r>
+      </w:hyperlink>
+      <w:r>
+        <w:rPr>
+          <w:rFonts w:eastAsia="Tahoma" w:cs="Tahoma" w:ascii="Tahoma" w:hAnsi="Tahoma"/>
+          <w:sz w:val="20"/>
+          <w:szCs w:val="20"/>
+          <w:lang w:val="ca-ES"/>
+        </w:rPr>
         <w:t xml:space="preserve"> hi haurà arxius amb continguts, que els alumnes poden anar consultant durant el curs.</w:t>
       </w:r>
     </w:p>
     <w:sectPr>
-      <w:headerReference w:type="even" r:id="rId4"/>
-      <w:headerReference w:type="default" r:id="rId5"/>
-      <w:headerReference w:type="first" r:id="rId6"/>
+      <w:headerReference w:type="even" r:id="rId5"/>
+      <w:headerReference w:type="default" r:id="rId6"/>
+      <w:headerReference w:type="first" r:id="rId7"/>
       <w:type w:val="nextPage"/>
       <w:pgSz w:w="11906" w:h="16838"/>
       <w:pgMar w:left="720" w:right="720" w:gutter="0" w:header="284" w:top="341" w:footer="0" w:bottom="720"/>
@@ -4983,57 +5191,6 @@
       </w:rPr>
     </w:pPr>
     <w:r>
-      <w:rPr>
-        <w:rFonts w:eastAsia="Tahoma" w:cs="Tahoma" w:ascii="Tahoma" w:hAnsi="Tahoma"/>
-        <w:b/>
-        <w:i/>
-        <w:sz w:val="22"/>
-        <w:szCs w:val="22"/>
-      </w:rPr>
-    </w:r>
-  </w:p>
-  <w:p>
-    <w:pPr>
-      <w:pStyle w:val="Header"/>
-      <w:rPr/>
-    </w:pPr>
-    <w:r>
-      <w:rPr/>
-    </w:r>
-  </w:p>
-  <w:p>
-    <w:pPr>
-      <w:pStyle w:val="Header"/>
-      <w:rPr/>
-    </w:pPr>
-    <w:r>
-      <w:rPr/>
-    </w:r>
-  </w:p>
-  <w:p>
-    <w:pPr>
-      <w:pStyle w:val="Header"/>
-      <w:rPr/>
-    </w:pPr>
-    <w:r>
-      <w:rPr/>
-    </w:r>
-  </w:p>
-  <w:p>
-    <w:pPr>
-      <w:pStyle w:val="Header"/>
-      <w:rPr/>
-    </w:pPr>
-    <w:r>
-      <w:rPr/>
-    </w:r>
-  </w:p>
-  <w:p>
-    <w:pPr>
-      <w:pStyle w:val="Header"/>
-      <w:rPr/>
-    </w:pPr>
-    <w:r>
       <w:rPr/>
     </w:r>
   </w:p>
@@ -5051,8 +5208,8 @@
       </w:tblCellMar>
     </w:tblPr>
     <w:tblGrid>
-      <w:gridCol w:w="1176"/>
-      <w:gridCol w:w="7081"/>
+      <w:gridCol w:w="1175"/>
+      <w:gridCol w:w="7082"/>
       <w:gridCol w:w="2002"/>
     </w:tblGrid>
     <w:tr>
@@ -5062,7 +5219,7 @@
       </w:trPr>
       <w:tc>
         <w:tcPr>
-          <w:tcW w:w="1176" w:type="dxa"/>
+          <w:tcW w:w="1175" w:type="dxa"/>
           <w:tcBorders>
             <w:top w:val="single" w:sz="4" w:space="0" w:color="000001"/>
             <w:left w:val="single" w:sz="4" w:space="0" w:color="000001"/>
@@ -5077,8 +5234,8 @@
             <w:pStyle w:val="Normal"/>
             <w:rPr/>
           </w:pPr>
-          <w:bookmarkStart w:id="6" w:name="bookmark=id.n7p5lwhtmrag"/>
-          <w:bookmarkStart w:id="7" w:name="bookmark=id.cpyvmzqf65gg"/>
+          <w:bookmarkStart w:id="6" w:name="bookmark=id.cpyvmzqf65gg"/>
+          <w:bookmarkStart w:id="7" w:name="bookmark=id.n7p5lwhtmrag"/>
           <w:bookmarkEnd w:id="6"/>
           <w:bookmarkEnd w:id="7"/>
           <w:r>
@@ -5125,7 +5282,7 @@
       </w:tc>
       <w:tc>
         <w:tcPr>
-          <w:tcW w:w="7081" w:type="dxa"/>
+          <w:tcW w:w="7082" w:type="dxa"/>
           <w:tcBorders>
             <w:top w:val="single" w:sz="4" w:space="0" w:color="000001"/>
             <w:left w:val="single" w:sz="4" w:space="0" w:color="000001"/>
@@ -5227,7 +5384,7 @@
           </w:r>
           <w:r>
             <w:rPr/>
-            <w:t>4</w:t>
+            <w:t>2</w:t>
           </w:r>
           <w:r>
             <w:rPr/>
@@ -5344,57 +5501,6 @@
       </w:rPr>
     </w:pPr>
     <w:r>
-      <w:rPr>
-        <w:rFonts w:eastAsia="Tahoma" w:cs="Tahoma" w:ascii="Tahoma" w:hAnsi="Tahoma"/>
-        <w:b/>
-        <w:i/>
-        <w:sz w:val="22"/>
-        <w:szCs w:val="22"/>
-      </w:rPr>
-    </w:r>
-  </w:p>
-  <w:p>
-    <w:pPr>
-      <w:pStyle w:val="Header"/>
-      <w:rPr/>
-    </w:pPr>
-    <w:r>
-      <w:rPr/>
-    </w:r>
-  </w:p>
-  <w:p>
-    <w:pPr>
-      <w:pStyle w:val="Header"/>
-      <w:rPr/>
-    </w:pPr>
-    <w:r>
-      <w:rPr/>
-    </w:r>
-  </w:p>
-  <w:p>
-    <w:pPr>
-      <w:pStyle w:val="Header"/>
-      <w:rPr/>
-    </w:pPr>
-    <w:r>
-      <w:rPr/>
-    </w:r>
-  </w:p>
-  <w:p>
-    <w:pPr>
-      <w:pStyle w:val="Header"/>
-      <w:rPr/>
-    </w:pPr>
-    <w:r>
-      <w:rPr/>
-    </w:r>
-  </w:p>
-  <w:p>
-    <w:pPr>
-      <w:pStyle w:val="Header"/>
-      <w:rPr/>
-    </w:pPr>
-    <w:r>
       <w:rPr/>
     </w:r>
   </w:p>
@@ -5412,8 +5518,8 @@
       </w:tblCellMar>
     </w:tblPr>
     <w:tblGrid>
-      <w:gridCol w:w="1176"/>
-      <w:gridCol w:w="7081"/>
+      <w:gridCol w:w="1175"/>
+      <w:gridCol w:w="7082"/>
       <w:gridCol w:w="2002"/>
     </w:tblGrid>
     <w:tr>
@@ -5423,7 +5529,7 @@
       </w:trPr>
       <w:tc>
         <w:tcPr>
-          <w:tcW w:w="1176" w:type="dxa"/>
+          <w:tcW w:w="1175" w:type="dxa"/>
           <w:tcBorders>
             <w:top w:val="single" w:sz="4" w:space="0" w:color="000001"/>
             <w:left w:val="single" w:sz="4" w:space="0" w:color="000001"/>
@@ -5438,8 +5544,8 @@
             <w:pStyle w:val="Normal"/>
             <w:rPr/>
           </w:pPr>
-          <w:bookmarkStart w:id="8" w:name="bookmark=id.n7p5lwhtmrag"/>
-          <w:bookmarkStart w:id="9" w:name="bookmark=id.cpyvmzqf65gg"/>
+          <w:bookmarkStart w:id="8" w:name="bookmark=id.cpyvmzqf65gg"/>
+          <w:bookmarkStart w:id="9" w:name="bookmark=id.n7p5lwhtmrag"/>
           <w:bookmarkEnd w:id="8"/>
           <w:bookmarkEnd w:id="9"/>
           <w:r>
@@ -5486,7 +5592,7 @@
       </w:tc>
       <w:tc>
         <w:tcPr>
-          <w:tcW w:w="7081" w:type="dxa"/>
+          <w:tcW w:w="7082" w:type="dxa"/>
           <w:tcBorders>
             <w:top w:val="single" w:sz="4" w:space="0" w:color="000001"/>
             <w:left w:val="single" w:sz="4" w:space="0" w:color="000001"/>
@@ -5588,7 +5694,7 @@
           </w:r>
           <w:r>
             <w:rPr/>
-            <w:t>4</w:t>
+            <w:t>2</w:t>
           </w:r>
           <w:r>
             <w:rPr/>
